--- a/Documents/Описание Ring.docx
+++ b/Documents/Описание Ring.docx
@@ -7372,7 +7372,7 @@
                     <a:blip r:embed="rId8" cstate="print">
                       <a:extLst>
                         <a:ext uri="{28A0092B-C50C-407E-A947-70E740481C1C}">
-                          <a14:useLocalDpi xmlns:a14="http://schemas.microsoft.com/office/drawing/2010/main" xmlns:wps="http://schemas.microsoft.com/office/word/2010/wordprocessingShape" xmlns:wpi="http://schemas.microsoft.com/office/word/2010/wordprocessingInk" xmlns:wpg="http://schemas.microsoft.com/office/word/2010/wordprocessingGroup" xmlns:w14="http://schemas.microsoft.com/office/word/2010/wordml" xmlns:w="http://schemas.openxmlformats.org/wordprocessingml/2006/main" xmlns:w10="urn:schemas-microsoft-com:office:word" xmlns:wp14="http://schemas.microsoft.com/office/word/2010/wordprocessingDrawing" xmlns:v="urn:schemas-microsoft-com:vml" xmlns:o="urn:schemas-microsoft-com:office:office" xmlns:mc="http://schemas.openxmlformats.org/markup-compatibility/2006" xmlns:wpc="http://schemas.microsoft.com/office/word/2010/wordprocessingCanvas" xmlns="" val="0"/>
+                          <a14:useLocalDpi xmlns="" xmlns:wpc="http://schemas.microsoft.com/office/word/2010/wordprocessingCanvas" xmlns:mc="http://schemas.openxmlformats.org/markup-compatibility/2006" xmlns:o="urn:schemas-microsoft-com:office:office" xmlns:v="urn:schemas-microsoft-com:vml" xmlns:wp14="http://schemas.microsoft.com/office/word/2010/wordprocessingDrawing" xmlns:w10="urn:schemas-microsoft-com:office:word" xmlns:w="http://schemas.openxmlformats.org/wordprocessingml/2006/main" xmlns:w14="http://schemas.microsoft.com/office/word/2010/wordml" xmlns:wpg="http://schemas.microsoft.com/office/word/2010/wordprocessingGroup" xmlns:wpi="http://schemas.microsoft.com/office/word/2010/wordprocessingInk" xmlns:wps="http://schemas.microsoft.com/office/word/2010/wordprocessingShape" xmlns:a14="http://schemas.microsoft.com/office/drawing/2010/main" val="0"/>
                         </a:ext>
                       </a:extLst>
                     </a:blip>
@@ -19915,8 +19915,17 @@
         <w:rPr>
           <w:sz w:val="24"/>
           <w:szCs w:val="24"/>
-        </w:rPr>
-      </w:pPr>
+          <w:lang w:val="en-US"/>
+        </w:rPr>
+      </w:pPr>
+      <w:r>
+        <w:rPr>
+          <w:sz w:val="24"/>
+          <w:szCs w:val="24"/>
+          <w:lang w:val="en-US"/>
+        </w:rPr>
+        <w:t>2022-08-26</w:t>
+      </w:r>
     </w:p>
     <w:p>
       <w:pPr>
@@ -20114,28 +20123,7 @@
           <w:sz w:val="24"/>
           <w:szCs w:val="24"/>
         </w:rPr>
-        <w:t xml:space="preserve"> – </w:t>
-      </w:r>
-      <w:r>
-        <w:rPr>
-          <w:sz w:val="24"/>
-          <w:szCs w:val="24"/>
-        </w:rPr>
-        <w:t xml:space="preserve">в версии </w:t>
-      </w:r>
-      <w:r>
-        <w:rPr>
-          <w:sz w:val="24"/>
-          <w:szCs w:val="24"/>
-        </w:rPr>
-        <w:t xml:space="preserve">2022-08-21 </w:t>
-      </w:r>
-      <w:r>
-        <w:rPr>
-          <w:sz w:val="24"/>
-          <w:szCs w:val="24"/>
-        </w:rPr>
-        <w:t>отключено;</w:t>
+        <w:t>;</w:t>
       </w:r>
     </w:p>
     <w:p>
@@ -20262,12 +20250,14 @@
         <w:spacing w:line="276" w:lineRule="auto"/>
         <w:jc w:val="both"/>
         <w:rPr>
-          <w:sz w:val="24"/>
-          <w:szCs w:val="24"/>
-        </w:rPr>
-      </w:pPr>
-      <w:r>
-        <w:rPr>
+          <w:color w:val="808080" w:themeColor="background1" w:themeShade="80"/>
+          <w:sz w:val="24"/>
+          <w:szCs w:val="24"/>
+        </w:rPr>
+      </w:pPr>
+      <w:r>
+        <w:rPr>
+          <w:color w:val="808080" w:themeColor="background1" w:themeShade="80"/>
           <w:sz w:val="24"/>
           <w:szCs w:val="24"/>
         </w:rPr>
@@ -20275,14 +20265,15 @@
       </w:r>
       <w:r>
         <w:rPr>
-          <w:sz w:val="24"/>
-          <w:szCs w:val="24"/>
-          <w:lang w:val="en-US"/>
+          <w:color w:val="808080" w:themeColor="background1" w:themeShade="80"/>
+          <w:sz w:val="24"/>
+          <w:szCs w:val="24"/>
         </w:rPr>
         <w:t xml:space="preserve"> </w:t>
       </w:r>
       <w:r>
         <w:rPr>
+          <w:color w:val="808080" w:themeColor="background1" w:themeShade="80"/>
           <w:sz w:val="24"/>
           <w:szCs w:val="24"/>
         </w:rPr>
@@ -20290,213 +20281,189 @@
       </w:r>
       <w:r>
         <w:rPr>
-          <w:sz w:val="24"/>
-          <w:szCs w:val="24"/>
-          <w:lang w:val="en-US"/>
+          <w:color w:val="808080" w:themeColor="background1" w:themeShade="80"/>
+          <w:sz w:val="24"/>
+          <w:szCs w:val="24"/>
         </w:rPr>
         <w:t xml:space="preserve"> </w:t>
       </w:r>
       <w:r>
         <w:rPr>
-          <w:sz w:val="24"/>
-          <w:szCs w:val="24"/>
-        </w:rPr>
-        <w:t>библиотеки</w:t>
-      </w:r>
-      <w:r>
-        <w:rPr>
-          <w:sz w:val="24"/>
-          <w:szCs w:val="24"/>
-          <w:lang w:val="en-US"/>
+          <w:color w:val="808080" w:themeColor="background1" w:themeShade="80"/>
+          <w:sz w:val="24"/>
+          <w:szCs w:val="24"/>
+          <w:lang w:val="en-US"/>
+        </w:rPr>
+        <w:t>RTC</w:t>
+      </w:r>
+      <w:r>
+        <w:rPr>
+          <w:color w:val="808080" w:themeColor="background1" w:themeShade="80"/>
+          <w:sz w:val="24"/>
+          <w:szCs w:val="24"/>
         </w:rPr>
         <w:t xml:space="preserve"> </w:t>
       </w:r>
       <w:r>
         <w:rPr>
-          <w:sz w:val="24"/>
-          <w:szCs w:val="24"/>
-          <w:lang w:val="en-US"/>
-        </w:rPr>
-        <w:t>RTC</w:t>
-      </w:r>
-      <w:r>
-        <w:rPr>
-          <w:sz w:val="24"/>
-          <w:szCs w:val="24"/>
-          <w:lang w:val="en-US"/>
+          <w:color w:val="808080" w:themeColor="background1" w:themeShade="80"/>
+          <w:sz w:val="24"/>
+          <w:szCs w:val="24"/>
+          <w:lang w:val="en-US"/>
+        </w:rPr>
+        <w:t>DS</w:t>
+      </w:r>
+      <w:r>
+        <w:rPr>
+          <w:color w:val="808080" w:themeColor="background1" w:themeShade="80"/>
+          <w:sz w:val="24"/>
+          <w:szCs w:val="24"/>
+        </w:rPr>
+        <w:t xml:space="preserve">3231  </w:t>
+      </w:r>
+      <w:r>
+        <w:rPr>
+          <w:color w:val="808080" w:themeColor="background1" w:themeShade="80"/>
+          <w:sz w:val="24"/>
+          <w:szCs w:val="24"/>
+        </w:rPr>
+        <w:t xml:space="preserve">перестает стабильно работать </w:t>
+      </w:r>
+      <w:r>
+        <w:rPr>
+          <w:color w:val="808080" w:themeColor="background1" w:themeShade="80"/>
+          <w:sz w:val="24"/>
+          <w:szCs w:val="24"/>
+          <w:lang w:val="en-US"/>
+        </w:rPr>
+        <w:t>UART</w:t>
+      </w:r>
+      <w:r>
+        <w:rPr>
+          <w:color w:val="808080" w:themeColor="background1" w:themeShade="80"/>
+          <w:sz w:val="24"/>
+          <w:szCs w:val="24"/>
+        </w:rPr>
+        <w:t>.</w:t>
+      </w:r>
+    </w:p>
+    <w:p>
+      <w:pPr>
+        <w:pStyle w:val="a3"/>
+        <w:spacing w:line="276" w:lineRule="auto"/>
+        <w:ind w:left="717"/>
+        <w:jc w:val="both"/>
+        <w:rPr>
+          <w:color w:val="808080" w:themeColor="background1" w:themeShade="80"/>
+          <w:sz w:val="24"/>
+          <w:szCs w:val="24"/>
+        </w:rPr>
+      </w:pPr>
+      <w:r>
+        <w:rPr>
+          <w:color w:val="808080" w:themeColor="background1" w:themeShade="80"/>
+          <w:sz w:val="24"/>
+          <w:szCs w:val="24"/>
+        </w:rPr>
+        <w:t xml:space="preserve">причина  - </w:t>
+      </w:r>
+      <w:r>
+        <w:rPr>
+          <w:color w:val="808080" w:themeColor="background1" w:themeShade="80"/>
+          <w:sz w:val="24"/>
+          <w:szCs w:val="24"/>
+        </w:rPr>
+        <w:t>в п</w:t>
+      </w:r>
+      <w:r>
+        <w:rPr>
+          <w:color w:val="808080" w:themeColor="background1" w:themeShade="80"/>
+          <w:sz w:val="24"/>
+          <w:szCs w:val="24"/>
+        </w:rPr>
+        <w:t>ериод обращени</w:t>
+      </w:r>
+      <w:r>
+        <w:rPr>
+          <w:color w:val="808080" w:themeColor="background1" w:themeShade="80"/>
+          <w:sz w:val="24"/>
+          <w:szCs w:val="24"/>
+        </w:rPr>
+        <w:t>я</w:t>
+      </w:r>
+      <w:r>
+        <w:rPr>
+          <w:color w:val="808080" w:themeColor="background1" w:themeShade="80"/>
+          <w:sz w:val="24"/>
+          <w:szCs w:val="24"/>
+        </w:rPr>
+        <w:t xml:space="preserve"> к часам</w:t>
+      </w:r>
+      <w:r>
+        <w:rPr>
+          <w:color w:val="808080" w:themeColor="background1" w:themeShade="80"/>
+          <w:sz w:val="24"/>
+          <w:szCs w:val="24"/>
+        </w:rPr>
+        <w:t xml:space="preserve"> (с учетом таймаута)</w:t>
+      </w:r>
+      <w:r>
+        <w:rPr>
+          <w:color w:val="808080" w:themeColor="background1" w:themeShade="80"/>
+          <w:sz w:val="24"/>
+          <w:szCs w:val="24"/>
+        </w:rPr>
+        <w:t xml:space="preserve">, программа не отвечает по </w:t>
+      </w:r>
+      <w:r>
+        <w:rPr>
+          <w:color w:val="808080" w:themeColor="background1" w:themeShade="80"/>
+          <w:sz w:val="24"/>
+          <w:szCs w:val="24"/>
+          <w:lang w:val="en-US"/>
+        </w:rPr>
+        <w:t>UART</w:t>
+      </w:r>
+      <w:r>
+        <w:rPr>
+          <w:color w:val="808080" w:themeColor="background1" w:themeShade="80"/>
+          <w:sz w:val="24"/>
+          <w:szCs w:val="24"/>
+        </w:rPr>
+        <w:t xml:space="preserve"> и цикл </w:t>
+      </w:r>
+      <w:r>
+        <w:rPr>
+          <w:color w:val="808080" w:themeColor="background1" w:themeShade="80"/>
+          <w:sz w:val="24"/>
+          <w:szCs w:val="24"/>
+        </w:rPr>
+        <w:t xml:space="preserve">обмена по </w:t>
+      </w:r>
+      <w:r>
+        <w:rPr>
+          <w:color w:val="808080" w:themeColor="background1" w:themeShade="80"/>
+          <w:sz w:val="24"/>
+          <w:szCs w:val="24"/>
+          <w:lang w:val="en-US"/>
+        </w:rPr>
+        <w:t>UART</w:t>
+      </w:r>
+      <w:r>
+        <w:rPr>
+          <w:color w:val="808080" w:themeColor="background1" w:themeShade="80"/>
+          <w:sz w:val="24"/>
+          <w:szCs w:val="24"/>
         </w:rPr>
         <w:t xml:space="preserve"> </w:t>
       </w:r>
       <w:r>
         <w:rPr>
-          <w:sz w:val="24"/>
-          <w:szCs w:val="24"/>
-          <w:lang w:val="en-US"/>
-        </w:rPr>
-        <w:t>DS</w:t>
-      </w:r>
-      <w:r>
-        <w:rPr>
-          <w:sz w:val="24"/>
-          <w:szCs w:val="24"/>
-          <w:lang w:val="en-US"/>
-        </w:rPr>
-        <w:t>3231 - DS3231_for_STM32_</w:t>
-      </w:r>
-      <w:r>
-        <w:rPr>
-          <w:sz w:val="24"/>
-          <w:szCs w:val="24"/>
-          <w:lang w:val="en-US"/>
-        </w:rPr>
-        <w:t>HAL</w:t>
-      </w:r>
-      <w:r>
-        <w:rPr>
-          <w:sz w:val="24"/>
-          <w:szCs w:val="24"/>
-          <w:lang w:val="en-US"/>
-        </w:rPr>
-        <w:t>-</w:t>
-      </w:r>
-      <w:r>
-        <w:rPr>
-          <w:sz w:val="24"/>
-          <w:szCs w:val="24"/>
-          <w:lang w:val="en-US"/>
-        </w:rPr>
-        <w:t>main</w:t>
-      </w:r>
-      <w:r>
-        <w:rPr>
-          <w:sz w:val="24"/>
-          <w:szCs w:val="24"/>
-          <w:lang w:val="en-US"/>
-        </w:rPr>
-        <w:t>\</w:t>
-      </w:r>
-      <w:r>
-        <w:rPr>
-          <w:sz w:val="24"/>
-          <w:szCs w:val="24"/>
-          <w:lang w:val="en-US"/>
-        </w:rPr>
-        <w:t>ds</w:t>
-      </w:r>
-      <w:r>
-        <w:rPr>
-          <w:sz w:val="24"/>
-          <w:szCs w:val="24"/>
-          <w:lang w:val="en-US"/>
-        </w:rPr>
-        <w:t>3231_</w:t>
-      </w:r>
-      <w:r>
-        <w:rPr>
-          <w:sz w:val="24"/>
-          <w:szCs w:val="24"/>
-          <w:lang w:val="en-US"/>
-        </w:rPr>
-        <w:t>for</w:t>
-      </w:r>
-      <w:r>
-        <w:rPr>
-          <w:sz w:val="24"/>
-          <w:szCs w:val="24"/>
-          <w:lang w:val="en-US"/>
-        </w:rPr>
-        <w:t>_</w:t>
-      </w:r>
-      <w:r>
-        <w:rPr>
-          <w:sz w:val="24"/>
-          <w:szCs w:val="24"/>
-          <w:lang w:val="en-US"/>
-        </w:rPr>
-        <w:t>stm</w:t>
-      </w:r>
-      <w:r>
-        <w:rPr>
-          <w:sz w:val="24"/>
-          <w:szCs w:val="24"/>
-          <w:lang w:val="en-US"/>
-        </w:rPr>
-        <w:t>32_</w:t>
-      </w:r>
-      <w:r>
-        <w:rPr>
-          <w:sz w:val="24"/>
-          <w:szCs w:val="24"/>
-          <w:lang w:val="en-US"/>
-        </w:rPr>
-        <w:t>hal</w:t>
-      </w:r>
-      <w:r>
-        <w:rPr>
-          <w:sz w:val="24"/>
-          <w:szCs w:val="24"/>
-          <w:lang w:val="en-US"/>
-        </w:rPr>
-        <w:t xml:space="preserve">.*  </w:t>
-      </w:r>
-      <w:r>
-        <w:rPr>
-          <w:sz w:val="24"/>
-          <w:szCs w:val="24"/>
-        </w:rPr>
-        <w:t xml:space="preserve">перестает стабильно работать </w:t>
-      </w:r>
-      <w:r>
-        <w:rPr>
-          <w:sz w:val="24"/>
-          <w:szCs w:val="24"/>
-          <w:lang w:val="en-US"/>
-        </w:rPr>
-        <w:t>UART</w:t>
-      </w:r>
-    </w:p>
-    <w:p>
-      <w:pPr>
-        <w:pStyle w:val="a3"/>
-        <w:numPr>
-          <w:ilvl w:val="0"/>
-          <w:numId w:val="8"/>
-        </w:numPr>
-        <w:spacing w:line="276" w:lineRule="auto"/>
-        <w:jc w:val="both"/>
-        <w:rPr>
-          <w:sz w:val="24"/>
-          <w:szCs w:val="24"/>
-        </w:rPr>
-      </w:pPr>
-      <w:r>
-        <w:rPr>
-          <w:sz w:val="24"/>
-          <w:szCs w:val="24"/>
-        </w:rPr>
-        <w:t xml:space="preserve">возможная причина  - большой период тайм аута при  обращении к часам, т. е. в это время программа не отвечает по </w:t>
-      </w:r>
-      <w:r>
-        <w:rPr>
-          <w:sz w:val="24"/>
-          <w:szCs w:val="24"/>
-          <w:lang w:val="en-US"/>
-        </w:rPr>
-        <w:t>UART</w:t>
-      </w:r>
-      <w:r>
-        <w:rPr>
-          <w:sz w:val="24"/>
-          <w:szCs w:val="24"/>
-        </w:rPr>
-        <w:t xml:space="preserve"> </w:t>
-      </w:r>
-      <w:r>
-        <w:rPr>
-          <w:sz w:val="24"/>
-          <w:szCs w:val="24"/>
-        </w:rPr>
-        <w:t>и цикл сбивается,</w:t>
+          <w:color w:val="808080" w:themeColor="background1" w:themeShade="80"/>
+          <w:sz w:val="24"/>
+          <w:szCs w:val="24"/>
+        </w:rPr>
+        <w:t>сбивается,</w:t>
       </w:r>
     </w:p>
     <w:p>

--- a/Documents/Описание Ring.docx
+++ b/Documents/Описание Ring.docx
@@ -7372,7 +7372,7 @@
                     <a:blip r:embed="rId8" cstate="print">
                       <a:extLst>
                         <a:ext uri="{28A0092B-C50C-407E-A947-70E740481C1C}">
-                          <a14:useLocalDpi xmlns="" xmlns:wpc="http://schemas.microsoft.com/office/word/2010/wordprocessingCanvas" xmlns:mc="http://schemas.openxmlformats.org/markup-compatibility/2006" xmlns:o="urn:schemas-microsoft-com:office:office" xmlns:v="urn:schemas-microsoft-com:vml" xmlns:wp14="http://schemas.microsoft.com/office/word/2010/wordprocessingDrawing" xmlns:w10="urn:schemas-microsoft-com:office:word" xmlns:w="http://schemas.openxmlformats.org/wordprocessingml/2006/main" xmlns:w14="http://schemas.microsoft.com/office/word/2010/wordml" xmlns:wpg="http://schemas.microsoft.com/office/word/2010/wordprocessingGroup" xmlns:wpi="http://schemas.microsoft.com/office/word/2010/wordprocessingInk" xmlns:wps="http://schemas.microsoft.com/office/word/2010/wordprocessingShape" xmlns:a14="http://schemas.microsoft.com/office/drawing/2010/main" val="0"/>
+                          <a14:useLocalDpi xmlns:a14="http://schemas.microsoft.com/office/drawing/2010/main" xmlns:wps="http://schemas.microsoft.com/office/word/2010/wordprocessingShape" xmlns:wpi="http://schemas.microsoft.com/office/word/2010/wordprocessingInk" xmlns:wpg="http://schemas.microsoft.com/office/word/2010/wordprocessingGroup" xmlns:w14="http://schemas.microsoft.com/office/word/2010/wordml" xmlns:w="http://schemas.openxmlformats.org/wordprocessingml/2006/main" xmlns:w10="urn:schemas-microsoft-com:office:word" xmlns:wp14="http://schemas.microsoft.com/office/word/2010/wordprocessingDrawing" xmlns:v="urn:schemas-microsoft-com:vml" xmlns:o="urn:schemas-microsoft-com:office:office" xmlns:mc="http://schemas.openxmlformats.org/markup-compatibility/2006" xmlns:wpc="http://schemas.microsoft.com/office/word/2010/wordprocessingCanvas" xmlns="" val="0"/>
                         </a:ext>
                       </a:extLst>
                     </a:blip>
@@ -11148,19 +11148,16 @@
           <w:color w:val="000000" w:themeColor="text1"/>
           <w:sz w:val="24"/>
           <w:szCs w:val="24"/>
-          <w:lang w:val="en-US"/>
-        </w:rPr>
-      </w:pPr>
-      <w:r>
-        <w:rPr>
-          <w:color w:val="000000" w:themeColor="text1"/>
-          <w:sz w:val="24"/>
-          <w:szCs w:val="24"/>
-          <w:lang w:val="en-US"/>
+        </w:rPr>
+      </w:pPr>
+      <w:r>
+        <w:rPr>
+          <w:color w:val="000000" w:themeColor="text1"/>
+          <w:sz w:val="24"/>
+          <w:szCs w:val="24"/>
         </w:rPr>
         <w:t xml:space="preserve">- </w:t>
       </w:r>
-      <w:proofErr w:type="gramStart"/>
       <w:r>
         <w:rPr>
           <w:color w:val="000000" w:themeColor="text1"/>
@@ -11177,13 +11174,11 @@
         </w:rPr>
         <w:t>иния</w:t>
       </w:r>
-      <w:proofErr w:type="gramEnd"/>
-      <w:r>
-        <w:rPr>
-          <w:color w:val="000000" w:themeColor="text1"/>
-          <w:sz w:val="24"/>
-          <w:szCs w:val="24"/>
-          <w:lang w:val="en-US"/>
+      <w:r>
+        <w:rPr>
+          <w:color w:val="000000" w:themeColor="text1"/>
+          <w:sz w:val="24"/>
+          <w:szCs w:val="24"/>
         </w:rPr>
         <w:t xml:space="preserve"> </w:t>
       </w:r>
@@ -11200,7 +11195,6 @@
           <w:color w:val="000000" w:themeColor="text1"/>
           <w:sz w:val="24"/>
           <w:szCs w:val="24"/>
-          <w:lang w:val="en-US"/>
         </w:rPr>
         <w:t xml:space="preserve"> </w:t>
       </w:r>
@@ -11218,7 +11212,6 @@
           <w:color w:val="000000" w:themeColor="text1"/>
           <w:sz w:val="24"/>
           <w:szCs w:val="24"/>
-          <w:lang w:val="en-US"/>
         </w:rPr>
         <w:t xml:space="preserve"> – </w:t>
       </w:r>
@@ -11235,7 +11228,6 @@
           <w:color w:val="000000" w:themeColor="text1"/>
           <w:sz w:val="24"/>
           <w:szCs w:val="24"/>
-          <w:lang w:val="en-US"/>
         </w:rPr>
         <w:t xml:space="preserve"> </w:t>
       </w:r>
@@ -11253,7 +11245,6 @@
           <w:color w:val="000000" w:themeColor="text1"/>
           <w:sz w:val="24"/>
           <w:szCs w:val="24"/>
-          <w:lang w:val="en-US"/>
         </w:rPr>
         <w:t>6.</w:t>
       </w:r>
@@ -12980,7 +12971,23 @@
           <w:sz w:val="24"/>
           <w:szCs w:val="24"/>
         </w:rPr>
-        <w:t>Если все хорошо скопируйте содержимое ваших файлов в *.с и  *.</w:t>
+        <w:t xml:space="preserve">Если все хорошо скопируйте содержимое ваших файлов </w:t>
+      </w:r>
+      <w:proofErr w:type="gramStart"/>
+      <w:r>
+        <w:rPr>
+          <w:sz w:val="24"/>
+          <w:szCs w:val="24"/>
+        </w:rPr>
+        <w:t>в</w:t>
+      </w:r>
+      <w:proofErr w:type="gramEnd"/>
+      <w:r>
+        <w:rPr>
+          <w:sz w:val="24"/>
+          <w:szCs w:val="24"/>
+        </w:rPr>
+        <w:t xml:space="preserve"> *.с и  *.</w:t>
       </w:r>
       <w:r>
         <w:rPr>
@@ -12996,6 +13003,48 @@
           <w:szCs w:val="24"/>
         </w:rPr>
         <w:t xml:space="preserve">  </w:t>
+      </w:r>
+    </w:p>
+    <w:p>
+      <w:pPr>
+        <w:spacing w:line="276" w:lineRule="auto"/>
+        <w:jc w:val="both"/>
+        <w:rPr>
+          <w:sz w:val="24"/>
+          <w:szCs w:val="24"/>
+        </w:rPr>
+      </w:pPr>
+      <w:r>
+        <w:rPr>
+          <w:sz w:val="24"/>
+          <w:szCs w:val="24"/>
+        </w:rPr>
+        <w:tab/>
+        <w:t xml:space="preserve">!!!С файлами </w:t>
+      </w:r>
+      <w:r>
+        <w:rPr>
+          <w:sz w:val="24"/>
+          <w:szCs w:val="24"/>
+        </w:rPr>
+        <w:t>*.</w:t>
+      </w:r>
+      <w:proofErr w:type="spellStart"/>
+      <w:r>
+        <w:rPr>
+          <w:sz w:val="24"/>
+          <w:szCs w:val="24"/>
+          <w:lang w:val="en-US"/>
+        </w:rPr>
+        <w:t>cpp</w:t>
+      </w:r>
+      <w:proofErr w:type="spellEnd"/>
+      <w:r>
+        <w:rPr>
+          <w:sz w:val="24"/>
+          <w:szCs w:val="24"/>
+        </w:rPr>
+        <w:t xml:space="preserve"> не прокатывает!!!</w:t>
       </w:r>
     </w:p>
     <w:p>
